--- a/example_articles/states/Vermont/1.states_Vermont_New_York_Times.docx
+++ b/example_articles/states/Vermont/1.states_Vermont_New_York_Times.docx
@@ -27,17 +27,17 @@
     </w:p>
     <w:p>
       <w:r>
-        <w:t>Source File: NYT/32.DOCX</w:t>
+        <w:t>Source file: NYT/32.DOCX</w:t>
       </w:r>
     </w:p>
     <w:p>
       <w:r>
-        <w:t>Raw locations result: ['Vermont']</w:t>
+        <w:t>Raw locations result, 'locations': ['Vermont']</w:t>
       </w:r>
     </w:p>
     <w:p>
       <w:r>
-        <w:t>states_stand_flat (Standardized): Vermont</w:t>
+        <w:t>Standardized locations result, 'states_stand_flat': Vermont</w:t>
       </w:r>
     </w:p>
     <w:p>

--- a/example_articles/states/Vermont/1.states_Vermont_New_York_Times.docx
+++ b/example_articles/states/Vermont/1.states_Vermont_New_York_Times.docx
@@ -7,7 +7,9 @@
         <w:pStyle w:val="Heading1"/>
       </w:pPr>
       <w:r>
-        <w:t>As a Club's Failures Grow, So Does Fans' Displeasure</w:t>
+        <w:t>NORTHEAST NOTEBOOK: Williston, Vt.;</w:t>
+        <w:br/>
+        <w:t>Planners Help On Affordables</w:t>
       </w:r>
     </w:p>
     <w:p>
@@ -17,17 +19,17 @@
     </w:p>
     <w:p>
       <w:r>
-        <w:t>Date: 2015-05-03</w:t>
+        <w:t>Date: 1991-10-20</w:t>
       </w:r>
     </w:p>
     <w:p>
       <w:r>
-        <w:t>Section: Section SP; Column 0; Sports Desk; Pg. 12</w:t>
+        <w:t>Section: Section 10;; Section 10; Page 10; Column 3; Real Estate Desk; Column 3;</w:t>
       </w:r>
     </w:p>
     <w:p>
       <w:r>
-        <w:t>Source file: NYT/32.DOCX</w:t>
+        <w:t>Source file: NYT/30.DOCX</w:t>
       </w:r>
     </w:p>
     <w:p>
@@ -49,62 +51,27 @@
     </w:p>
     <w:p>
       <w:r>
-        <w:t>BLACKPOOL, England --  Judge us at the end of the season, not now, Karl Oyston wrote to the supporters of Blackpool F.C. last August. A week before the season, Blackpool had only eight players on its books and no goalkeepers, and Oyston, the club's embattled chairman, had some explaining to do.</w:t>
+        <w:t>DEVELOPERS in Vermont are turning to an unlikely source -- town planning boards -- for help in building modestly priced, low-profit housing. The boards' traditional requirements, like impact fees and restricted sewer allotments, once made "affordable" housing anathema to builders.</w:t>
         <w:br/>
-        <w:t xml:space="preserve">The squad that was eventually assembled, full of trainees and players in on trial, opened the season by going 11 games without a win. It has closed it just as poorly, without a victory since January. </w:t>
+        <w:t>With housing starts in moderate- and higher-priced homes near a standstill, developers are scrambling to stay in business with low-cost offerings. More town planners are encouraging this by helping reduce site development costs, ordinarily a much higher percentage of total costs than in expensive housing.</w:t>
         <w:br/>
-        <w:t xml:space="preserve">  Now, the end of the season -- one characterized by protests, libel lawsuits and, as of last week, the mysterious disappearance of a statue -- has arrived. Blackpool was relegated a month ago from the League Championship, the second tier of English soccer, and the club's fans had declared Saturday's season finale against Huddersfield Town their ''day of judgment.''</w:t>
+        <w:t>"I think you are going to see towns and cities continue to respond creatively, to take advantage of an opportunity to bolster that segment of the market and build homes for ordinary, working-class Vermonters," said Williston's town manager, Bert Moffatt.</w:t>
         <w:br/>
-        <w:t xml:space="preserve">  Ninety minutes before the game began, a crowd of more than 4,000 Blackpool fans and supporters from other clubs across England gathered a short distance from Blackpool's Bloomfield Road stadium. Some fans dressed as judges, grim reapers and Owen Oyston (the majority owner), and some threw tangerine smoke bombs. Fans chanted ''Oyston Out'' and ''We want our club back'' and marched toward the stadium. Outside the directors' entrance, the crowd heard speeches and laid their shirts and memorabilia as if it were a funeral. One fan laid down his scarf, saying he did not want it back until the Oystons had gone.</w:t>
+        <w:t>Williston planners dropped requirements for underground storm water runoff and sidewalks at Sunrise at French Hill, a 23-unit development. The town was also quick to grant adequate sewer allotments, despite having to cope with a sorely taxed municipal system.</w:t>
         <w:br/>
-        <w:t xml:space="preserve">  It all looked so different in 2010, when Blackpool earned promotion to the Premier League -- the club's first visit to the top division in 40 years. Blackpool celebrated with the biggest parade -- 80,000 strong -- it had ever seen, and Karl Oyston promised a ''lasting commitment'' to a declining Victorian seaside town that had been a 19th-century sin city for the industrial working class of northern England.</w:t>
+        <w:t>"Sewer capacity here is golden," Mr. Moffatt said. "We gave him sewer capacity and that put him way ahead on the waiting list."</w:t>
         <w:br/>
-        <w:t xml:space="preserve">  Blackpool's year in the Premier League sun was a glorious cavalry charge. In its vivid tangerine shirts, Manager Ian Holloway's team, unlike almost every other newly promoted side, played with a relentless attacking style, winning games and friends -- only to be relegated on the final day of the season.</w:t>
+        <w:t>The savings let Sterling Construction's president, Bart Frisbie, keep the cost of the homes between $98,000 and $125,000, compared with average new construction costs in Williston of about $200,000.</w:t>
         <w:br/>
-        <w:t xml:space="preserve">  The real trick had been pulled off in the boardroom, where Oyston has run the club since 1999, after his father, Owen, a local real estate agent turned minor media magnate, went to prison for rape.</w:t>
+        <w:t>"We did some horse trading with them," Mr. Frisbie said. "I was asking for a waiver of their standards so I could get my prices down well below what houses ordinarily sell for in Williston."</w:t>
         <w:br/>
-        <w:t xml:space="preserve">  Under Karl Oyston's leadership, the club's dilapidated Bloomfield Road stadium was rebuilt and the team rose from the lower reaches of English soccer to the second-tier Championship and then, for that one fleeting season, to its pinnacle: the Premier League.</w:t>
+        <w:t>French Hill homes have 1,000 to 1,650 square feet of space, Mr. Frisbie said.</w:t>
         <w:br/>
-        <w:t xml:space="preserve">  The ability of Blackpool F.C. to make the jump from the Championship was even more impressive for the fact that the team and its salary bill were substantially unchanged from the previous year despite an increase in revenue of £42 million (about $63.5 million).</w:t>
+        <w:t>John Varsames, president of Northshore Development in Burlington, is another builder who has worked with Mr. Moffatt to get unusual concessions in exchange for providing low-cost housing. Williston planners granted about $50,000 worth of waivers, including sharply reduced impact fees, to the 81-unit Pine Crest Village, a Northshore project that will begin this fall.</w:t>
         <w:br/>
-        <w:t xml:space="preserve">  Unfortunately for the fans, and for the club, the Oystons then tried to repeat the formula on the way down. Despite the parachute payments from the Premier League still rolling in, more than $70 million over the last four years, Blackpool spent less and less on wages and transfers. </w:t>
+        <w:t>Under Northshore's agreement with Williston, the town will buy seven units in the mix of one- and two-family homes and multi-family condominiums and keep them perpetually affordable. Units in the mix sell for $69,000 to $89,000.</w:t>
         <w:br/>
-        <w:t xml:space="preserve">  As a result, the club turned a healthy profit, but after losing a playoff for promotion back to the Premier League in 2012, Blackpool disintegrated: 15th place in the Championship in 2013; 20th in 2014; and this year relegated with six games to play. The club has known for weeks that it will finish the season in last place.</w:t>
-        <w:br/>
-        <w:t xml:space="preserve">  The supporters' grumbling grew as the money from the parachute payments, which might have reversed the decline if invested in the club, was instead routinely diverted to Oyston-owned companies and large directors' fees. The protest movement went public in April 2014, when Blackpool's game against Burnley was stopped in the 53rd minute (a nod to the club's F.A. Cup victory of 1953) after thousands of fans threw a mixture of tennis balls and tangerines onto the field.</w:t>
-        <w:br/>
-        <w:t xml:space="preserve">  Since then there have been boycotts and walkouts, flash mobs and smoke bombs in the Oystons' village, as well as sabotage of the signage of Oyston real estate agencies. After relegation was assured, thousands of supporters protested inside and outside the stadium during a game against Reading. Flares and fireworks were set off, and eggs were thrown at the directors' box.</w:t>
-        <w:br/>
-        <w:t xml:space="preserve">  What comes next is anyone's guess. Multiple challenges to the Oystons have emerged. One, the Blackpool Supporters Trust, aims to take the club into fan ownership and has endorsed a Blackpool fan, Andy Higgins, to run in Britain's general election on Thursday on a ''Football First, Oystons Out'' ticket. Another, a loose group of activists leading the demonstrations and known as the Tangerine Knights, said through a spokesman, Stephen Smith, that they formed because they wanted protest to be ''a bit more hands on.''</w:t>
-        <w:br/>
-        <w:t xml:space="preserve">  If they intend to fight for Blackpool F.C., the Oystons have not made things easy for themselves. In August, the owners refused to allow fans to collect money for a charity supporting an ailing former Blackpool coach. In December, Karl Oyston was accused of using a slur toward a fan in an exchange of unpleasant messages -- a case still being investigated by the football authorities.</w:t>
-        <w:br/>
-        <w:t xml:space="preserve">  On and on it went. Karl's son Sam taunted fans on social media with pictures of his expensive cars, and the Oystons' lawyers have relentlessly pursued others with libel cases for comments made on social media. In one such case, Frank Knight, a 67-year-old who is a lifelong Blackpool fan, was required to pay £20,000 (just over $30,000) and publish a humiliating retraction of his online comments about the Oystons. A crowd-sourced campaign raised the money for him in three days.</w:t>
-        <w:br/>
-        <w:t xml:space="preserve">  For some, judgment had already come. The local newspaper dropped a column written by Karl Oyston. The minority owner who bankrolled the Premier League drive has begun to agitate for change. Even Wonga, a disgraced payday loan company with its own legal problems, announced it would no longer sponsor the club's jerseys.</w:t>
-        <w:br/>
-        <w:t xml:space="preserve">  The fans' judgment has been even more unequivocal. Recently, supporters put out a call for fans to place memorabilia, scarves and shirts at the statue of Stan Mortensen, the hero of Blackpool's 1953 F.A. Cup triumph, at Saturday's final home game.</w:t>
-        <w:br/>
-        <w:t xml:space="preserve">  But the Oystons managed to have their say first. On Tuesday, most likely to thwart the protest, the club had the statue removed.</w:t>
-        <w:br/>
-        <w:t xml:space="preserve">  ''I can't say I'm surprised,'' Christine Seddon of the Blackpool Supporters Trust told the BBC. ''We don't know why it has gone, but I suspect it has something to do with our demonstration.''</w:t>
-        <w:br/>
-        <w:t xml:space="preserve">  While many fans chose to stay outside and protest during Saturday's game, Bloomfield Road was more full than usual, but many in the crowd clearly knew something was coming. Minutes into the second half, with the score 0-0, a siren sounded behind the Blackpool goal. Hundreds of fans stormed onto the pitch and occupied the center circle, refusing to move. </w:t>
-        <w:br/>
-        <w:t xml:space="preserve">  Fifty minutes later, they still had not moved, and it was announced that the game had been abandoned. The crowd then surged toward the main stand, and a few fans climbed up to the Oyston Estate Agents sky box and rattled the doors, though the Oystons appeared to have left by then. </w:t>
-        <w:br/>
-        <w:t xml:space="preserve">  It is not clear whether the Oystons will be back for next season, but Blackpool's fans made it clear they would be. The judgment has been made; it just remains to see what the sentence will be.</w:t>
-        <w:br/>
-        <w:br/>
-        <w:t>http://www.nytimes.com/2015/05/03/sports/soccer/as-blackpool-fcs-failures-grow-so-does-fans-displeasure.html</w:t>
-        <w:br/>
-        <w:br/>
-        <w:t>Graphic</w:t>
-        <w:br/>
-        <w:br/>
-        <w:t xml:space="preserve"> </w:t>
-        <w:br/>
-        <w:t>PHOTO: Blackpool F.C. supporters marched Saturday declaring the team's season finale game a ''day of judgment.'' (PHOTOGRAPH BY DAVID GOLDBLATT)</w:t>
+        <w:t>Mr. Varsames also offers low-interest loans to would-be buyers through a partnership with the Merchants Bank.</w:t>
       </w:r>
     </w:p>
     <w:sectPr>

--- a/example_articles/states/Vermont/1.states_Vermont_New_York_Times.docx
+++ b/example_articles/states/Vermont/1.states_Vermont_New_York_Times.docx
@@ -7,9 +7,7 @@
         <w:pStyle w:val="Heading1"/>
       </w:pPr>
       <w:r>
-        <w:t>NORTHEAST NOTEBOOK: Williston, Vt.;</w:t>
-        <w:br/>
-        <w:t>Planners Help On Affordables</w:t>
+        <w:t>Growing Up French-American in Vermont</w:t>
       </w:r>
     </w:p>
     <w:p>
@@ -19,22 +17,22 @@
     </w:p>
     <w:p>
       <w:r>
-        <w:t>Date: 1991-10-20</w:t>
+        <w:t>Date: 1989-04-15</w:t>
       </w:r>
     </w:p>
     <w:p>
       <w:r>
-        <w:t>Section: Section 10;; Section 10; Page 10; Column 3; Real Estate Desk; Column 3;</w:t>
+        <w:t>Section: Section 1; Page 24, Column 4; Editorial Desk; Letter</w:t>
       </w:r>
     </w:p>
     <w:p>
       <w:r>
-        <w:t>Source file: NYT/30.DOCX</w:t>
+        <w:t>Source file: NYT/27.DOCX</w:t>
       </w:r>
     </w:p>
     <w:p>
       <w:r>
-        <w:t>Raw locations result, 'locations': ['Vermont']</w:t>
+        <w:t>Raw locations result, 'locations': ['Vermont', 'New England']</w:t>
       </w:r>
     </w:p>
     <w:p>
@@ -51,27 +49,37 @@
     </w:p>
     <w:p>
       <w:r>
-        <w:t>DEVELOPERS in Vermont are turning to an unlikely source -- town planning boards -- for help in building modestly priced, low-profit housing. The boards' traditional requirements, like impact fees and restricted sewer allotments, once made "affordable" housing anathema to builders.</w:t>
+        <w:t>To the Editor:</w:t>
         <w:br/>
-        <w:t>With housing starts in moderate- and higher-priced homes near a standstill, developers are scrambling to stay in business with low-cost offerings. More town planners are encouraging this by helping reduce site development costs, ordinarily a much higher percentage of total costs than in expensive housing.</w:t>
+        <w:t>As a teacher or school administrator since 1948, I am often amused to read about ''revolutionary'' or ''unorthodox'' methods in education (''Unorthodox Path to a Language Teaches Schoolchildren to Live It,'' front page, March 29).</w:t>
         <w:br/>
-        <w:t>"I think you are going to see towns and cities continue to respond creatively, to take advantage of an opportunity to bolster that segment of the market and build homes for ordinary, working-class Vermonters," said Williston's town manager, Bert Moffatt.</w:t>
+        <w:t>The approach to language learning you describe (students spend one day learning in English, one day in Spanish, alternating languages through the year), which you report is ''revolutionizing both language instruction and bilingual education in many parts of the nation,'' is the way I and thousands of other children of French-Canadian immigrants learned English 50 years ago. I started kindergarten not knowing one word of English, and by sixth grade, most of my classmates and I were equally fluent in French and English.</w:t>
         <w:br/>
-        <w:t>Williston planners dropped requirements for underground storm water runoff and sidewalks at Sunrise at French Hill, a 23-unit development. The town was also quick to grant adequate sewer allotments, despite having to cope with a sorely taxed municipal system.</w:t>
+        <w:t>Instruction in the morning subjects - English, reading, composition, history, geography, science, math - was in English. The afternoon subjects -French grammar, French literature, religious studies, music, art, penmanship - were taught in French. Outside the classroom, there was an unwritten rule: French in the building; English outside. Our teachers were wonderfuly bilingual, for they had learned under the same system. No one ever explained this system to us or the reasons for it. There were no studies, no panels, no Parent-Teacher Association meetings, no press conferences. It was just there. A wondrous system and absolutely painless.</w:t>
         <w:br/>
-        <w:t>"Sewer capacity here is golden," Mr. Moffatt said. "We gave him sewer capacity and that put him way ahead on the waiting list."</w:t>
+        <w:t>This approach to foreign language learning in a small parochial school in a working-class section of Burlington, Vt., was used in many other urban New England parochial schools in the years preceding World War II.</w:t>
         <w:br/>
-        <w:t>The savings let Sterling Construction's president, Bart Frisbie, keep the cost of the homes between $98,000 and $125,000, compared with average new construction costs in Williston of about $200,000.</w:t>
+        <w:t>Today, there are nearly two million French-Americans in New England, of whom about 500,000 speak French but all of whom are fluent in English.</w:t>
         <w:br/>
-        <w:t>"We did some horse trading with them," Mr. Frisbie said. "I was asking for a waiver of their standards so I could get my prices down well below what houses ordinarily sell for in Williston."</w:t>
+        <w:t>What is ''unorthodox'' and ''revolutionary'' was routine and standard in the 1930's. ''Plus ca change . . . ''</w:t>
         <w:br/>
-        <w:t>French Hill homes have 1,000 to 1,650 square feet of space, Mr. Frisbie said.</w:t>
+        <w:t xml:space="preserve"> </w:t>
         <w:br/>
-        <w:t>John Varsames, president of Northshore Development in Burlington, is another builder who has worked with Mr. Moffatt to get unusual concessions in exchange for providing low-cost housing. Williston planners granted about $50,000 worth of waivers, including sharply reduced impact fees, to the 81-unit Pine Crest Village, a Northshore project that will begin this fall.</w:t>
+        <w:t>(Brother) LAWRENCE M. LECLAIR</w:t>
         <w:br/>
-        <w:t>Under Northshore's agreement with Williston, the town will buy seven units in the mix of one- and two-family homes and multi-family condominiums and keep them perpetually affordable. Units in the mix sell for $69,000 to $89,000.</w:t>
+        <w:t xml:space="preserve">  Newark, April 3, 1989</w:t>
         <w:br/>
-        <w:t>Mr. Varsames also offers low-interest loans to would-be buyers through a partnership with the Merchants Bank.</w:t>
+        <w:t xml:space="preserve"> </w:t>
+        <w:br/>
+        <w:t>The writer teaches French at Our Lady of Good Counsel High School.</w:t>
+        <w:br/>
+        <w:br/>
+        <w:t>Graphic</w:t>
+        <w:br/>
+        <w:br/>
+        <w:t xml:space="preserve"> </w:t>
+        <w:br/>
+        <w:t>Drawing</w:t>
       </w:r>
     </w:p>
     <w:sectPr>

--- a/example_articles/states/Vermont/1.states_Vermont_New_York_Times.docx
+++ b/example_articles/states/Vermont/1.states_Vermont_New_York_Times.docx
@@ -32,7 +32,7 @@
     </w:p>
     <w:p>
       <w:r>
-        <w:t>Raw locations result, 'locations': ['Vermont', 'New England']</w:t>
+        <w:t>Raw locations result, 'locations': ['Vermont']</w:t>
       </w:r>
     </w:p>
     <w:p>

--- a/example_articles/states/Vermont/1.states_Vermont_New_York_Times.docx
+++ b/example_articles/states/Vermont/1.states_Vermont_New_York_Times.docx
@@ -32,7 +32,7 @@
     </w:p>
     <w:p>
       <w:r>
-        <w:t>Raw locations result, 'locations': ['Vermont']</w:t>
+        <w:t>Raw locations result, 'locations': ['Vermont', 'New England']</w:t>
       </w:r>
     </w:p>
     <w:p>
